--- a/project/documents/reportletters/basicreportout.docx
+++ b/project/documents/reportletters/basicreportout.docx
@@ -3,125 +3,62 @@
 <w:document xmlns:wpc="http://schemas.microsoft.com/office/word/2010/wordprocessingCanvas" xmlns:cx="http://schemas.microsoft.com/office/drawing/2014/chartex" xmlns:cx1="http://schemas.microsoft.com/office/drawing/2015/9/8/chartex" xmlns:cx2="http://schemas.microsoft.com/office/drawing/2015/10/21/chartex" xmlns:cx3="http://schemas.microsoft.com/office/drawing/2016/5/9/chartex" xmlns:cx4="http://schemas.microsoft.com/office/drawing/2016/5/10/chartex" xmlns:cx5="http://schemas.microsoft.com/office/drawing/2016/5/11/chartex" xmlns:cx6="http://schemas.microsoft.com/office/drawing/2016/5/12/chartex" xmlns:cx7="http://schemas.microsoft.com/office/drawing/2016/5/13/chartex" xmlns:cx8="http://schemas.microsoft.com/office/drawing/2016/5/14/chartex" xmlns:mc="http://schemas.openxmlformats.org/markup-compatibility/2006" xmlns:aink="http://schemas.microsoft.com/office/drawing/2016/ink" xmlns:am3d="http://schemas.microsoft.com/office/drawing/2017/model3d" xmlns:o="urn:schemas-microsoft-com:office:office" xmlns:oel="http://schemas.microsoft.com/office/2019/extlst" xmlns:r="http://schemas.openxmlformats.org/officeDocument/2006/relationships" xmlns:m="http://schemas.openxmlformats.org/officeDocument/2006/math" xmlns:v="urn:schemas-microsoft-com:vml" xmlns:wp14="http://schemas.microsoft.com/office/word/2010/wordprocessingDrawing" xmlns:wp="http://schemas.openxmlformats.org/drawingml/2006/wordprocessingDrawing" xmlns:w10="urn:schemas-microsoft-com:office:word" xmlns:w="http://schemas.openxmlformats.org/wordprocessingml/2006/main" xmlns:w14="http://schemas.microsoft.com/office/word/2010/wordml" xmlns:w15="http://schemas.microsoft.com/office/word/2012/wordml" xmlns:w16cex="http://schemas.microsoft.com/office/word/2018/wordml/cex" xmlns:w16cid="http://schemas.microsoft.com/office/word/2016/wordml/cid" xmlns:w16="http://schemas.microsoft.com/office/word/2018/wordml" xmlns:w16sdtdh="http://schemas.microsoft.com/office/word/2020/wordml/sdtdatahash" xmlns:w16se="http://schemas.microsoft.com/office/word/2015/wordml/symex" xmlns:wpg="http://schemas.microsoft.com/office/word/2010/wordprocessingGroup" xmlns:wpi="http://schemas.microsoft.com/office/word/2010/wordprocessingInk" xmlns:wne="http://schemas.microsoft.com/office/word/2006/wordml" xmlns:wps="http://schemas.microsoft.com/office/word/2010/wordprocessingShape" mc:Ignorable="w14 w15 w16se w16cid w16 w16cex w16sdtdh wp14">
   <w:body>
     <w:p>
-      <w:pPr>
-        <w:tabs>
-          <w:tab w:val="right" w:pos="9360"/>
-        </w:tabs>
-        <w:rPr>
-          <w:sz w:val="20"/>
-          <w:szCs w:val="20"/>
-        </w:rPr>
-      </w:pPr>
       <w:bookmarkStart w:id="0" w:name="OLE_LINK1"/>
       <w:bookmarkStart w:id="1" w:name="OLE_LINK2"/>
       <w:r>
-        <w:rPr>
-          <w:b/>
-          <w:bCs/>
-          <w:sz w:val="20"/>
-          <w:szCs w:val="20"/>
-        </w:rPr>
-        <w:t>&lt;&lt;WAName&gt;&gt; &lt;&lt;WAPhone&gt;&gt; - Direct Dial</w:t>
-      </w:r>
-      <w:r>
-        <w:rPr>
-          <w:b/>
-          <w:bCs/>
-          <w:sz w:val="20"/>
-          <w:szCs w:val="20"/>
-        </w:rPr>
-        <w:tab/>
-        <w:t>&lt;&lt;paraName&gt;&gt; &lt;&lt;paraPhone&gt;&gt; - Direct Dial</w:t>
-      </w:r>
-    </w:p>
-    <w:p>
-      <w:pPr>
-        <w:tabs>
-          <w:tab w:val="right" w:pos="9360"/>
-        </w:tabs>
-      </w:pPr>
-      <w:r>
-        <w:rPr>
-          <w:b/>
-          <w:bCs/>
-          <w:sz w:val="20"/>
-          <w:szCs w:val="20"/>
-        </w:rPr>
-        <w:t>&lt;&lt;WAEmail&gt;&gt;</w:t>
-      </w:r>
-      <w:r>
-        <w:rPr>
-          <w:b/>
-          <w:bCs/>
-          <w:sz w:val="20"/>
-          <w:szCs w:val="20"/>
-        </w:rPr>
-        <w:tab/>
-        <w:t>&lt;&lt;paraEmail&gt;&gt;</w:t>
-      </w:r>
-    </w:p>
-    <w:p>
-      <w:pPr>
-        <w:rPr>
-          <w:b/>
-          <w:bCs/>
-        </w:rPr>
-      </w:pPr>
-    </w:p>
-    <w:p>
-      <w:r>
-        <w:t>&lt;&lt;currentDate&gt;&gt;</w:t>
-      </w:r>
-    </w:p>
-    <w:p/>
-    <w:p>
-      <w:pPr>
-        <w:tabs>
-          <w:tab w:val="left" w:pos="-1440"/>
-        </w:tabs>
-      </w:pPr>
-      <w:r>
-        <w:t>&lt;&lt;recipient&gt;&gt;</w:t>
-      </w:r>
-    </w:p>
-    <w:p>
-      <w:pPr>
-        <w:tabs>
-          <w:tab w:val="left" w:pos="-1440"/>
-        </w:tabs>
-      </w:pPr>
-      <w:r>
-        <w:t>&lt;&lt;corrContactTitle&gt;&gt;</w:t>
-      </w:r>
-    </w:p>
-    <w:p>
-      <w:pPr>
-        <w:tabs>
-          <w:tab w:val="left" w:pos="-1440"/>
-        </w:tabs>
-      </w:pPr>
-      <w:r>
-        <w:t>&lt;&lt;orgName&gt;&gt;</w:t>
-      </w:r>
-    </w:p>
-    <w:p>
-      <w:pPr>
-        <w:tabs>
-          <w:tab w:val="right" w:pos="9360"/>
-        </w:tabs>
-      </w:pPr>
-      <w:r>
-        <w:t>&lt;&lt;workAddr&gt;&gt;</w:t>
-      </w:r>
-    </w:p>
-    <w:p>
-      <w:pPr>
-        <w:tabs>
-          <w:tab w:val="right" w:pos="9360"/>
-        </w:tabs>
-      </w:pPr>
-      <w:r>
-        <w:t>&lt;&lt;CSZ&gt;&gt;</w:t>
+        <w:t>Subject line: &lt;&lt;This.orgName&gt;&gt; &lt;&lt;This.clientRefNo&gt;&gt; / SLW Ref: &lt;&lt;This.matterNo&gt;&gt; / SLW</w:t>
+      </w:r>
+      <w:r>
+        <w:t xml:space="preserve"> </w:t>
+      </w:r>
+      <w:r>
+        <w:t>Report out: &lt;&lt;activityname&gt;&gt;</w:t>
+      </w:r>
+    </w:p>
+    <w:p>
+      <w:pPr>
+        <w:pStyle w:val="NormalWeb"/>
+      </w:pPr>
+      <w:r>
+        <w:t>Body of email:</w:t>
+      </w:r>
+    </w:p>
+    <w:p>
+      <w:pPr>
+        <w:pStyle w:val="NormalWeb"/>
+      </w:pPr>
+    </w:p>
+    <w:p>
+      <w:pPr>
+        <w:pStyle w:val="NormalWeb"/>
+      </w:pPr>
+    </w:p>
+    <w:p>
+      <w:pPr>
+        <w:pStyle w:val="NormalWeb"/>
+      </w:pPr>
+    </w:p>
+    <w:p>
+      <w:pPr>
+        <w:pStyle w:val="NormalWeb"/>
+      </w:pPr>
+      <w:r>
+        <w:t xml:space="preserve">SCHWEGMAN LUNDBERG &amp; WOESSNER, P.A. </w:t>
+      </w:r>
+    </w:p>
+    <w:p>
+      <w:pPr>
+        <w:pStyle w:val="NormalWeb"/>
+      </w:pPr>
+    </w:p>
+    <w:p>
+      <w:r>
+        <w:t>&lt;&lt;This.WAName&gt;&gt; &lt;&lt;This.WAPhone&gt;&gt;  &lt;&lt;This.WAEmail&gt;&gt;</w:t>
+      </w:r>
+    </w:p>
+    <w:p>
+      <w:r>
+        <w:t>&lt;&lt;This.paraName&gt;&gt; &lt;&lt;This.paraPhone&gt;&gt;  &lt;&lt;This.paraEmail&gt;&gt;</w:t>
       </w:r>
     </w:p>
     <w:p>
@@ -194,8 +131,8 @@
         </w:rPr>
         <w:tab/>
       </w:r>
-      <w:smartTag w:uri="urn:schemas-microsoft-com:office:smarttags" w:element="place">
-        <w:smartTag w:uri="urn:schemas-microsoft-com:office:smarttags" w:element="country-region">
+      <w:smartTag w:uri="urn:schemas-microsoft-com:office:smarttags" w:element="country-region">
+        <w:smartTag w:uri="urn:schemas-microsoft-com:office:smarttags" w:element="place">
           <w:r>
             <w:rPr>
               <w:noProof/>
@@ -233,24 +170,27 @@
           <w:noProof/>
         </w:rPr>
       </w:pPr>
-    </w:p>
-    <w:p>
-      <w:pPr>
-        <w:rPr>
-          <w:noProof/>
-        </w:rPr>
-      </w:pPr>
-      <w:r>
-        <w:t xml:space="preserve">Dear </w:t>
-      </w:r>
       <w:r>
         <w:rPr>
           <w:noProof/>
         </w:rPr>
         <w:t>&lt;&lt;salutation&gt;&gt;</w:t>
       </w:r>
-      <w:r>
-        <w:t>:</w:t>
+    </w:p>
+    <w:p>
+      <w:pPr>
+        <w:rPr>
+          <w:noProof/>
+        </w:rPr>
+      </w:pPr>
+      <w:r>
+        <w:t xml:space="preserve">The following represents </w:t>
+      </w:r>
+      <w:r>
+        <w:t>new activity on the above mentioned matter.</w:t>
+      </w:r>
+      <w:r>
+        <w:t xml:space="preserve"> </w:t>
       </w:r>
     </w:p>
     <w:p>
@@ -262,30 +202,12 @@
     </w:p>
     <w:p>
       <w:pPr>
-        <w:rPr>
-          <w:noProof/>
-        </w:rPr>
-      </w:pPr>
-      <w:r>
-        <w:t xml:space="preserve">The following represents </w:t>
-      </w:r>
-      <w:r>
-        <w:t>new activity on the above mentioned matter.</w:t>
-      </w:r>
-      <w:r>
-        <w:t xml:space="preserve"> </w:t>
-      </w:r>
-    </w:p>
-    <w:p>
-      <w:pPr>
         <w:tabs>
           <w:tab w:val="right" w:pos="9360"/>
         </w:tabs>
       </w:pPr>
-    </w:p>
-    <w:p>
-      <w:r>
-        <w:t>ACTION REQUIRED:  None at this time.</w:t>
+      <w:r>
+        <w:t>Attached for your file is a copy of the following items filed in the U.S. Patent and Trademark Office with regard to the above identified application:</w:t>
       </w:r>
     </w:p>
     <w:p>
@@ -300,9 +222,24 @@
         <w:tabs>
           <w:tab w:val="right" w:pos="9360"/>
         </w:tabs>
-      </w:pPr>
-      <w:r>
-        <w:t>Attached for your file is a copy of the following items filed in the U.S. Patent and Trademark Office with regard to the above identified application:</w:t>
+        <w:rPr>
+          <w:u w:val="single"/>
+        </w:rPr>
+      </w:pPr>
+      <w:r>
+        <w:rPr>
+          <w:u w:val="single"/>
+        </w:rPr>
+        <w:t>Date Filed</w:t>
+      </w:r>
+      <w:r>
+        <w:t xml:space="preserve">                             </w:t>
+      </w:r>
+      <w:r>
+        <w:rPr>
+          <w:u w:val="single"/>
+        </w:rPr>
+        <w:t>Document(s)</w:t>
       </w:r>
     </w:p>
     <w:p>
@@ -311,128 +248,10 @@
           <w:tab w:val="right" w:pos="9360"/>
         </w:tabs>
       </w:pPr>
-    </w:p>
-    <w:tbl>
-      <w:tblPr>
-        <w:tblW w:w="9948" w:type="dxa"/>
-        <w:tblLayout w:type="fixed"/>
-        <w:tblLook w:val="0000" w:firstRow="0" w:lastRow="0" w:firstColumn="0" w:lastColumn="0" w:noHBand="0" w:noVBand="0"/>
-      </w:tblPr>
-      <w:tblGrid>
-        <w:gridCol w:w="2748"/>
-        <w:gridCol w:w="7200"/>
-      </w:tblGrid>
-      <w:tr>
-        <w:tblPrEx>
-          <w:tblCellMar>
-            <w:top w:w="0" w:type="dxa"/>
-            <w:bottom w:w="0" w:type="dxa"/>
-          </w:tblCellMar>
-        </w:tblPrEx>
-        <w:trPr>
-          <w:trHeight w:val="135"/>
-        </w:trPr>
-        <w:tc>
-          <w:tcPr>
-            <w:tcW w:w="2748" w:type="dxa"/>
-          </w:tcPr>
-          <w:p>
-            <w:pPr>
-              <w:ind w:right="-108"/>
-            </w:pPr>
-            <w:r>
-              <w:rPr>
-                <w:u w:val="single"/>
-              </w:rPr>
-              <w:t>Date Filed</w:t>
-            </w:r>
-            <w:r>
-              <w:t xml:space="preserve">     </w:t>
-            </w:r>
-            <w:r>
-              <w:t xml:space="preserve"> </w:t>
-            </w:r>
-            <w:r>
-              <w:t xml:space="preserve">      </w:t>
-            </w:r>
-          </w:p>
-        </w:tc>
-        <w:tc>
-          <w:tcPr>
-            <w:tcW w:w="7200" w:type="dxa"/>
-          </w:tcPr>
-          <w:p>
-            <w:pPr>
-              <w:tabs>
-                <w:tab w:val="left" w:pos="4320"/>
-                <w:tab w:val="right" w:pos="9360"/>
-              </w:tabs>
-              <w:ind w:left="4320" w:hanging="4320"/>
-            </w:pPr>
-            <w:r>
-              <w:rPr>
-                <w:u w:val="single"/>
-              </w:rPr>
-              <w:t>Document(s)</w:t>
-            </w:r>
-            <w:r>
-              <w:tab/>
-            </w:r>
-          </w:p>
-        </w:tc>
-      </w:tr>
-      <w:tr>
-        <w:tblPrEx>
-          <w:tblCellMar>
-            <w:top w:w="0" w:type="dxa"/>
-            <w:bottom w:w="0" w:type="dxa"/>
-          </w:tblCellMar>
-        </w:tblPrEx>
-        <w:trPr>
-          <w:trHeight w:val="135"/>
-        </w:trPr>
-        <w:tc>
-          <w:tcPr>
-            <w:tcW w:w="2748" w:type="dxa"/>
-          </w:tcPr>
-          <w:p>
-            <w:pPr>
-              <w:tabs>
-                <w:tab w:val="left" w:pos="4320"/>
-                <w:tab w:val="right" w:pos="9360"/>
-              </w:tabs>
-              <w:ind w:left="4320" w:hanging="4320"/>
-              <w:rPr>
-                <w:u w:val="single"/>
-              </w:rPr>
-            </w:pPr>
-            <w:r>
-              <w:t>&lt;&lt;dateFiled&gt;&gt;</w:t>
-            </w:r>
-          </w:p>
-        </w:tc>
-        <w:tc>
-          <w:tcPr>
-            <w:tcW w:w="7200" w:type="dxa"/>
-          </w:tcPr>
-          <w:p>
-            <w:pPr>
-              <w:tabs>
-                <w:tab w:val="left" w:pos="4320"/>
-                <w:tab w:val="right" w:pos="9360"/>
-              </w:tabs>
-              <w:ind w:left="4320" w:hanging="4320"/>
-              <w:rPr>
-                <w:u w:val="single"/>
-              </w:rPr>
-            </w:pPr>
-            <w:r>
-              <w:t>&lt;&lt;docFiled&gt;&gt;</w:t>
-            </w:r>
-          </w:p>
-        </w:tc>
-      </w:tr>
-    </w:tbl>
+      <w:r>
+        <w:t>&lt;&lt;dateFiled&gt;&gt;            &lt;&lt;docFiled&gt;&gt;</w:t>
+      </w:r>
+    </w:p>
     <w:p>
       <w:pPr>
         <w:tabs>
@@ -442,6 +261,21 @@
     </w:p>
     <w:p>
       <w:r>
+        <w:t>ACTION REQUIRED:  None at this time.</w:t>
+      </w:r>
+    </w:p>
+    <w:p>
+      <w:pPr>
+        <w:tabs>
+          <w:tab w:val="right" w:pos="9360"/>
+        </w:tabs>
+      </w:pPr>
+    </w:p>
+    <w:p>
+      <w:r>
+        <w:t xml:space="preserve">ADDITIONAL NOTES:  </w:t>
+      </w:r>
+      <w:r>
         <w:t xml:space="preserve">If you have any questions or comments, please contact </w:t>
       </w:r>
       <w:r>
@@ -454,104 +288,9 @@
         <w:t>.</w:t>
       </w:r>
     </w:p>
+    <w:bookmarkEnd w:id="0"/>
+    <w:bookmarkEnd w:id="1"/>
     <w:p/>
-    <w:p>
-      <w:r>
-        <w:t>&lt;&lt;faConfirm&gt;&gt;</w:t>
-      </w:r>
-    </w:p>
-    <w:p/>
-    <w:p>
-      <w:r>
-        <w:rPr>
-          <w:noProof/>
-        </w:rPr>
-        <w:t xml:space="preserve">Kindest Regards, </w:t>
-      </w:r>
-    </w:p>
-    <w:p>
-      <w:pPr>
-        <w:pStyle w:val="Header"/>
-        <w:tabs>
-          <w:tab w:val="clear" w:pos="4320"/>
-          <w:tab w:val="clear" w:pos="8640"/>
-        </w:tabs>
-      </w:pPr>
-      <w:r>
-        <w:t>&lt;&lt;</w:t>
-      </w:r>
-      <w:r>
-        <w:t>cmgName</w:t>
-      </w:r>
-      <w:r>
-        <w:t>&gt;&gt;</w:t>
-      </w:r>
-    </w:p>
-    <w:p>
-      <w:pPr>
-        <w:rPr>
-          <w:noProof/>
-        </w:rPr>
-      </w:pPr>
-      <w:r>
-        <w:rPr>
-          <w:noProof/>
-        </w:rPr>
-        <w:t>Case Management Assistant</w:t>
-      </w:r>
-    </w:p>
-    <w:p>
-      <w:pPr>
-        <w:rPr>
-          <w:noProof/>
-        </w:rPr>
-      </w:pPr>
-    </w:p>
-    <w:tbl>
-      <w:tblPr>
-        <w:tblW w:w="9468" w:type="dxa"/>
-        <w:tblLook w:val="01E0" w:firstRow="1" w:lastRow="1" w:firstColumn="1" w:lastColumn="1" w:noHBand="0" w:noVBand="0"/>
-      </w:tblPr>
-      <w:tblGrid>
-        <w:gridCol w:w="1344"/>
-        <w:gridCol w:w="8124"/>
-      </w:tblGrid>
-      <w:tr>
-        <w:tc>
-          <w:tcPr>
-            <w:tcW w:w="1344" w:type="dxa"/>
-          </w:tcPr>
-          <w:p>
-            <w:r>
-              <w:t>&lt;&lt;cc</w:t>
-            </w:r>
-            <w:r>
-              <w:t>Tag</w:t>
-            </w:r>
-            <w:r>
-              <w:t>&gt;&gt;</w:t>
-            </w:r>
-          </w:p>
-        </w:tc>
-        <w:tc>
-          <w:tcPr>
-            <w:tcW w:w="8124" w:type="dxa"/>
-          </w:tcPr>
-          <w:p>
-            <w:r>
-              <w:t>&lt;&lt;ccName&gt;&gt;</w:t>
-            </w:r>
-          </w:p>
-        </w:tc>
-      </w:tr>
-      <w:bookmarkEnd w:id="0"/>
-      <w:bookmarkEnd w:id="1"/>
-    </w:tbl>
-    <w:p>
-      <w:pPr>
-        <w:jc w:val="center"/>
-      </w:pPr>
-    </w:p>
     <w:sectPr>
       <w:headerReference w:type="default" r:id="rId6"/>
       <w:pgSz w:w="12240" w:h="15840" w:code="1"/>
@@ -649,6 +388,51 @@
     <w:lsdException w:name="Subtitle" w:qFormat="1"/>
     <w:lsdException w:name="Strong" w:qFormat="1"/>
     <w:lsdException w:name="Emphasis" w:qFormat="1"/>
+    <w:lsdException w:name="Normal (Web)" w:uiPriority="99"/>
+    <w:lsdException w:name="Normal Table" w:semiHidden="1" w:unhideWhenUsed="1"/>
+    <w:lsdException w:name="Table Simple 1" w:semiHidden="1" w:unhideWhenUsed="1"/>
+    <w:lsdException w:name="Table Simple 2" w:semiHidden="1" w:unhideWhenUsed="1"/>
+    <w:lsdException w:name="Table Simple 3" w:semiHidden="1" w:unhideWhenUsed="1"/>
+    <w:lsdException w:name="Table Classic 1" w:semiHidden="1" w:unhideWhenUsed="1"/>
+    <w:lsdException w:name="Table Classic 2" w:semiHidden="1" w:unhideWhenUsed="1"/>
+    <w:lsdException w:name="Table Classic 3" w:semiHidden="1" w:unhideWhenUsed="1"/>
+    <w:lsdException w:name="Table Classic 4" w:semiHidden="1" w:unhideWhenUsed="1"/>
+    <w:lsdException w:name="Table Colorful 1" w:semiHidden="1" w:unhideWhenUsed="1"/>
+    <w:lsdException w:name="Table Colorful 2" w:semiHidden="1" w:unhideWhenUsed="1"/>
+    <w:lsdException w:name="Table Colorful 3" w:semiHidden="1" w:unhideWhenUsed="1"/>
+    <w:lsdException w:name="Table Columns 1" w:semiHidden="1" w:unhideWhenUsed="1"/>
+    <w:lsdException w:name="Table Columns 2" w:semiHidden="1" w:unhideWhenUsed="1"/>
+    <w:lsdException w:name="Table Columns 3" w:semiHidden="1" w:unhideWhenUsed="1"/>
+    <w:lsdException w:name="Table Columns 4" w:semiHidden="1" w:unhideWhenUsed="1"/>
+    <w:lsdException w:name="Table Columns 5" w:semiHidden="1" w:unhideWhenUsed="1"/>
+    <w:lsdException w:name="Table Grid 1" w:semiHidden="1" w:unhideWhenUsed="1"/>
+    <w:lsdException w:name="Table Grid 2" w:semiHidden="1" w:unhideWhenUsed="1"/>
+    <w:lsdException w:name="Table Grid 3" w:semiHidden="1" w:unhideWhenUsed="1"/>
+    <w:lsdException w:name="Table Grid 4" w:semiHidden="1" w:unhideWhenUsed="1"/>
+    <w:lsdException w:name="Table Grid 5" w:semiHidden="1" w:unhideWhenUsed="1"/>
+    <w:lsdException w:name="Table Grid 6" w:semiHidden="1" w:unhideWhenUsed="1"/>
+    <w:lsdException w:name="Table Grid 7" w:semiHidden="1" w:unhideWhenUsed="1"/>
+    <w:lsdException w:name="Table Grid 8" w:semiHidden="1" w:unhideWhenUsed="1"/>
+    <w:lsdException w:name="Table List 1" w:semiHidden="1" w:unhideWhenUsed="1"/>
+    <w:lsdException w:name="Table List 2" w:semiHidden="1" w:unhideWhenUsed="1"/>
+    <w:lsdException w:name="Table List 3" w:semiHidden="1" w:unhideWhenUsed="1"/>
+    <w:lsdException w:name="Table List 4" w:semiHidden="1" w:unhideWhenUsed="1"/>
+    <w:lsdException w:name="Table List 5" w:semiHidden="1" w:unhideWhenUsed="1"/>
+    <w:lsdException w:name="Table List 6" w:semiHidden="1" w:unhideWhenUsed="1"/>
+    <w:lsdException w:name="Table List 7" w:semiHidden="1" w:unhideWhenUsed="1"/>
+    <w:lsdException w:name="Table List 8" w:semiHidden="1" w:unhideWhenUsed="1"/>
+    <w:lsdException w:name="Table 3D effects 1" w:semiHidden="1" w:unhideWhenUsed="1"/>
+    <w:lsdException w:name="Table 3D effects 2" w:semiHidden="1" w:unhideWhenUsed="1"/>
+    <w:lsdException w:name="Table 3D effects 3" w:semiHidden="1" w:unhideWhenUsed="1"/>
+    <w:lsdException w:name="Table Contemporary" w:semiHidden="1" w:unhideWhenUsed="1"/>
+    <w:lsdException w:name="Table Elegant" w:semiHidden="1" w:unhideWhenUsed="1"/>
+    <w:lsdException w:name="Table Professional" w:semiHidden="1" w:unhideWhenUsed="1"/>
+    <w:lsdException w:name="Table Subtle 1" w:semiHidden="1" w:unhideWhenUsed="1"/>
+    <w:lsdException w:name="Table Subtle 2" w:semiHidden="1" w:unhideWhenUsed="1"/>
+    <w:lsdException w:name="Table Web 1" w:semiHidden="1" w:unhideWhenUsed="1"/>
+    <w:lsdException w:name="Table Web 2" w:semiHidden="1" w:unhideWhenUsed="1"/>
+    <w:lsdException w:name="Table Web 3" w:semiHidden="1" w:unhideWhenUsed="1"/>
+    <w:lsdException w:name="Table Theme" w:semiHidden="1" w:unhideWhenUsed="1"/>
     <w:lsdException w:name="Placeholder Text" w:semiHidden="1" w:uiPriority="99"/>
     <w:lsdException w:name="No Spacing" w:uiPriority="1" w:qFormat="1"/>
     <w:lsdException w:name="Light Shading" w:uiPriority="60"/>
@@ -880,11 +664,15 @@
   </w:style>
   <w:style w:type="character" w:default="1" w:styleId="DefaultParagraphFont">
     <w:name w:val="Default Paragraph Font"/>
+    <w:uiPriority w:val="1"/>
     <w:semiHidden/>
+    <w:unhideWhenUsed/>
   </w:style>
   <w:style w:type="table" w:default="1" w:styleId="TableNormal">
     <w:name w:val="Normal Table"/>
+    <w:uiPriority w:val="99"/>
     <w:semiHidden/>
+    <w:unhideWhenUsed/>
     <w:tblPr>
       <w:tblInd w:w="0" w:type="dxa"/>
       <w:tblCellMar>
@@ -897,7 +685,9 @@
   </w:style>
   <w:style w:type="numbering" w:default="1" w:styleId="NoList">
     <w:name w:val="No List"/>
+    <w:uiPriority w:val="99"/>
     <w:semiHidden/>
+    <w:unhideWhenUsed/>
   </w:style>
   <w:style w:type="paragraph" w:styleId="Header">
     <w:name w:val="header"/>
@@ -978,6 +768,21 @@
         <w:insideV w:val="single" w:sz="4" w:space="0" w:color="auto"/>
       </w:tblBorders>
     </w:tblPr>
+  </w:style>
+  <w:style w:type="paragraph" w:styleId="NormalWeb">
+    <w:name w:val="Normal (Web)"/>
+    <w:basedOn w:val="Normal"/>
+    <w:uiPriority w:val="99"/>
+    <w:unhideWhenUsed/>
+    <w:rsid w:val="00125027"/>
+    <w:pPr>
+      <w:spacing w:before="100" w:beforeAutospacing="1" w:after="100" w:afterAutospacing="1"/>
+    </w:pPr>
+    <w:rPr>
+      <w:rFonts w:ascii="Calibri" w:eastAsia="Calibri" w:hAnsi="Calibri" w:cs="Calibri"/>
+      <w:sz w:val="22"/>
+      <w:szCs w:val="22"/>
+    </w:rPr>
   </w:style>
 </w:styles>
 </file>
